--- a/zht/docx/129.content.docx
+++ b/zht/docx/129.content.docx
@@ -403,18 +403,12 @@
           <w:lang w:val="zh_TW" w:bidi="zh_TW"/>
         </w:rPr>
       </w:r>
-      <w:hyperlink r:id="rId13">
-        <w:r>
-          <w:rPr>
-            <w:lang w:val="zh_TW" w:bidi="zh_TW"/>
-          </w:rPr>
-          <w:rPr>
-            <w:color w:val="0000EE"/>
-            <w:u w:val="single"/>
-          </w:rPr>
-          <w:t>創世記15:9–11</w:t>
-        </w:r>
-      </w:hyperlink>
+      <w:r>
+        <w:rPr>
+          <w:lang w:val="zh_TW" w:bidi="zh_TW"/>
+        </w:rPr>
+        <w:t>創世記15:9–11</w:t>
+      </w:r>
     </w:p>
     <w:p>
       <w:pPr>
@@ -427,18 +421,12 @@
           <w:lang w:val="zh_TW" w:bidi="zh_TW"/>
         </w:rPr>
       </w:r>
-      <w:hyperlink r:id="rId14">
-        <w:r>
-          <w:rPr>
-            <w:lang w:val="zh_TW" w:bidi="zh_TW"/>
-          </w:rPr>
-          <w:rPr>
-            <w:color w:val="0000EE"/>
-            <w:u w:val="single"/>
-          </w:rPr>
-          <w:t>出埃及記24:5–6</w:t>
-        </w:r>
-      </w:hyperlink>
+      <w:r>
+        <w:rPr>
+          <w:lang w:val="zh_TW" w:bidi="zh_TW"/>
+        </w:rPr>
+        <w:t>出埃及記24:5–6</w:t>
+      </w:r>
     </w:p>
     <w:p>
       <w:pPr>
@@ -451,18 +439,12 @@
           <w:lang w:val="zh_TW" w:bidi="zh_TW"/>
         </w:rPr>
       </w:r>
-      <w:hyperlink r:id="rId15">
-        <w:r>
-          <w:rPr>
-            <w:lang w:val="zh_TW" w:bidi="zh_TW"/>
-          </w:rPr>
-          <w:rPr>
-            <w:color w:val="0000EE"/>
-            <w:u w:val="single"/>
-          </w:rPr>
-          <w:t>民數記19:1–2</w:t>
-        </w:r>
-      </w:hyperlink>
+      <w:r>
+        <w:rPr>
+          <w:lang w:val="zh_TW" w:bidi="zh_TW"/>
+        </w:rPr>
+        <w:t>民數記19:1–2</w:t>
+      </w:r>
     </w:p>
     <w:p>
       <w:pPr>
@@ -475,18 +457,12 @@
           <w:lang w:val="zh_TW" w:bidi="zh_TW"/>
         </w:rPr>
       </w:r>
-      <w:hyperlink r:id="rId16">
-        <w:r>
-          <w:rPr>
-            <w:lang w:val="zh_TW" w:bidi="zh_TW"/>
-          </w:rPr>
-          <w:rPr>
-            <w:color w:val="0000EE"/>
-            <w:u w:val="single"/>
-          </w:rPr>
-          <w:t>申命記21:3–4</w:t>
-        </w:r>
-      </w:hyperlink>
+      <w:r>
+        <w:rPr>
+          <w:lang w:val="zh_TW" w:bidi="zh_TW"/>
+        </w:rPr>
+        <w:t>申命記21:3–4</w:t>
+      </w:r>
     </w:p>
     <w:p>
       <w:pPr>
@@ -499,18 +475,12 @@
           <w:lang w:val="zh_TW" w:bidi="zh_TW"/>
         </w:rPr>
       </w:r>
-      <w:hyperlink r:id="rId17">
-        <w:r>
-          <w:rPr>
-            <w:lang w:val="zh_TW" w:bidi="zh_TW"/>
-          </w:rPr>
-          <w:rPr>
-            <w:color w:val="0000EE"/>
-            <w:u w:val="single"/>
-          </w:rPr>
-          <w:t>撒母耳記上1:24–25</w:t>
-        </w:r>
-      </w:hyperlink>
+      <w:r>
+        <w:rPr>
+          <w:lang w:val="zh_TW" w:bidi="zh_TW"/>
+        </w:rPr>
+        <w:t>撒母耳記上1:24–25</w:t>
+      </w:r>
     </w:p>
     <w:p>
       <w:pPr>
@@ -523,18 +493,12 @@
           <w:lang w:val="zh_TW" w:bidi="zh_TW"/>
         </w:rPr>
       </w:r>
-      <w:hyperlink r:id="rId18">
-        <w:r>
-          <w:rPr>
-            <w:lang w:val="zh_TW" w:bidi="zh_TW"/>
-          </w:rPr>
-          <w:rPr>
-            <w:color w:val="0000EE"/>
-            <w:u w:val="single"/>
-          </w:rPr>
-          <w:t>撒母耳記上15:3</w:t>
-        </w:r>
-      </w:hyperlink>
+      <w:r>
+        <w:rPr>
+          <w:lang w:val="zh_TW" w:bidi="zh_TW"/>
+        </w:rPr>
+        <w:t>撒母耳記上15:3</w:t>
+      </w:r>
     </w:p>
     <w:p>
       <w:pPr>
@@ -547,18 +511,12 @@
           <w:lang w:val="zh_TW" w:bidi="zh_TW"/>
         </w:rPr>
       </w:r>
-      <w:hyperlink r:id="rId19">
-        <w:r>
-          <w:rPr>
-            <w:lang w:val="zh_TW" w:bidi="zh_TW"/>
-          </w:rPr>
-          <w:rPr>
-            <w:color w:val="0000EE"/>
-            <w:u w:val="single"/>
-          </w:rPr>
-          <w:t>撒母耳記上16:2–3</w:t>
-        </w:r>
-      </w:hyperlink>
+      <w:r>
+        <w:rPr>
+          <w:lang w:val="zh_TW" w:bidi="zh_TW"/>
+        </w:rPr>
+        <w:t>撒母耳記上16:2–3</w:t>
+      </w:r>
     </w:p>
     <w:p>
       <w:pPr>
@@ -571,18 +529,12 @@
           <w:lang w:val="zh_TW" w:bidi="zh_TW"/>
         </w:rPr>
       </w:r>
-      <w:hyperlink r:id="rId20">
-        <w:r>
-          <w:rPr>
-            <w:lang w:val="zh_TW" w:bidi="zh_TW"/>
-          </w:rPr>
-          <w:rPr>
-            <w:color w:val="0000EE"/>
-            <w:u w:val="single"/>
-          </w:rPr>
-          <w:t>列王紀上1:9</w:t>
-        </w:r>
-      </w:hyperlink>
+      <w:r>
+        <w:rPr>
+          <w:lang w:val="zh_TW" w:bidi="zh_TW"/>
+        </w:rPr>
+        <w:t>列王紀上1:9</w:t>
+      </w:r>
     </w:p>
     <w:p>
       <w:pPr>
@@ -595,18 +547,12 @@
           <w:lang w:val="zh_TW" w:bidi="zh_TW"/>
         </w:rPr>
       </w:r>
-      <w:hyperlink r:id="rId21">
-        <w:r>
-          <w:rPr>
-            <w:lang w:val="zh_TW" w:bidi="zh_TW"/>
-          </w:rPr>
-          <w:rPr>
-            <w:color w:val="0000EE"/>
-            <w:u w:val="single"/>
-          </w:rPr>
-          <w:t>歷代志下11:15</w:t>
-        </w:r>
-      </w:hyperlink>
+      <w:r>
+        <w:rPr>
+          <w:lang w:val="zh_TW" w:bidi="zh_TW"/>
+        </w:rPr>
+        <w:t>歷代志下11:15</w:t>
+      </w:r>
     </w:p>
     <w:p>
       <w:pPr>
@@ -619,18 +565,12 @@
           <w:lang w:val="zh_TW" w:bidi="zh_TW"/>
         </w:rPr>
       </w:r>
-      <w:hyperlink r:id="rId22">
-        <w:r>
-          <w:rPr>
-            <w:lang w:val="zh_TW" w:bidi="zh_TW"/>
-          </w:rPr>
-          <w:rPr>
-            <w:color w:val="0000EE"/>
-            <w:u w:val="single"/>
-          </w:rPr>
-          <w:t>歷代志下15:10–11</w:t>
-        </w:r>
-      </w:hyperlink>
+      <w:r>
+        <w:rPr>
+          <w:lang w:val="zh_TW" w:bidi="zh_TW"/>
+        </w:rPr>
+        <w:t>歷代志下15:10–11</w:t>
+      </w:r>
     </w:p>
     <w:p>
       <w:pPr>
@@ -643,18 +583,12 @@
           <w:lang w:val="zh_TW" w:bidi="zh_TW"/>
         </w:rPr>
       </w:r>
-      <w:hyperlink r:id="rId23">
-        <w:r>
-          <w:rPr>
-            <w:lang w:val="zh_TW" w:bidi="zh_TW"/>
-          </w:rPr>
-          <w:rPr>
-            <w:color w:val="0000EE"/>
-            <w:u w:val="single"/>
-          </w:rPr>
-          <w:t>馬太福音22:4</w:t>
-        </w:r>
-      </w:hyperlink>
+      <w:r>
+        <w:rPr>
+          <w:lang w:val="zh_TW" w:bidi="zh_TW"/>
+        </w:rPr>
+        <w:t>馬太福音22:4</w:t>
+      </w:r>
     </w:p>
     <w:p>
       <w:pPr>
@@ -667,18 +601,12 @@
           <w:lang w:val="zh_TW" w:bidi="zh_TW"/>
         </w:rPr>
       </w:r>
-      <w:hyperlink r:id="rId24">
-        <w:r>
-          <w:rPr>
-            <w:lang w:val="zh_TW" w:bidi="zh_TW"/>
-          </w:rPr>
-          <w:rPr>
-            <w:color w:val="0000EE"/>
-            <w:u w:val="single"/>
-          </w:rPr>
-          <w:t>路加福音13:15</w:t>
-        </w:r>
-      </w:hyperlink>
+      <w:r>
+        <w:rPr>
+          <w:lang w:val="zh_TW" w:bidi="zh_TW"/>
+        </w:rPr>
+        <w:t>路加福音13:15</w:t>
+      </w:r>
     </w:p>
     <w:p>
       <w:pPr>
@@ -691,18 +619,12 @@
           <w:lang w:val="zh_TW" w:bidi="zh_TW"/>
         </w:rPr>
       </w:r>
-      <w:hyperlink r:id="rId25">
-        <w:r>
-          <w:rPr>
-            <w:lang w:val="zh_TW" w:bidi="zh_TW"/>
-          </w:rPr>
-          <w:rPr>
-            <w:color w:val="0000EE"/>
-            <w:u w:val="single"/>
-          </w:rPr>
-          <w:t>路加福音14:5</w:t>
-        </w:r>
-      </w:hyperlink>
+      <w:r>
+        <w:rPr>
+          <w:lang w:val="zh_TW" w:bidi="zh_TW"/>
+        </w:rPr>
+        <w:t>路加福音14:5</w:t>
+      </w:r>
     </w:p>
     <w:p>
       <w:pPr>
@@ -715,18 +637,12 @@
           <w:lang w:val="zh_TW" w:bidi="zh_TW"/>
         </w:rPr>
       </w:r>
-      <w:hyperlink r:id="rId26">
-        <w:r>
-          <w:rPr>
-            <w:lang w:val="zh_TW" w:bidi="zh_TW"/>
-          </w:rPr>
-          <w:rPr>
-            <w:color w:val="0000EE"/>
-            <w:u w:val="single"/>
-          </w:rPr>
-          <w:t>希伯來書9:13</w:t>
-        </w:r>
-      </w:hyperlink>
+      <w:r>
+        <w:rPr>
+          <w:lang w:val="zh_TW" w:bidi="zh_TW"/>
+        </w:rPr>
+        <w:t>希伯來書9:13</w:t>
+      </w:r>
     </w:p>
     <w:p>
       <w:pPr>
